--- a/Week2-Advanced-Visualization-Storytelling/Week2_Advanced_Data_Visualization_Report.docx
+++ b/Week2-Advanced-Visualization-Storytelling/Week2_Advanced_Data_Visualization_Report.docx
@@ -126,7 +126,7 @@
     </w:p>
     <w:p>
       <w:r>
-        <w:t>DOI: https://doi.org/10.24432/C5TG7T. Acquisition: Existing official UCI Mathematics CSV: /home/runner/work/Week1-Student-Performance-EDA-Copy/Week1-Student-Performance-EDA-Copy/data/student-mat.csv. The report uses the official Mathematics course CSV (student-mat.csv), not the Portuguese-language course file.</w:t>
+        <w:t>DOI: https://doi.org/10.24432/C5TG7T. Acquisition: Existing official UCI Mathematics CSV from the Week 1 project. The report uses the official Mathematics course CSV (student-mat.csv), not the Portuguese-language course file.</w:t>
       </w:r>
     </w:p>
     <w:p>
@@ -140,11 +140,21 @@
       </w:r>
     </w:p>
     <w:p>
+      <w:r>
+        <w:br w:type="page"/>
+      </w:r>
+    </w:p>
+    <w:p>
       <w:pPr>
         <w:pStyle w:val="Heading1"/>
       </w:pPr>
       <w:r>
         <w:t>4. Visualization Design and Findings</w:t>
+      </w:r>
+    </w:p>
+    <w:p>
+      <w:r>
+        <w:t>Each figure is presented with its key finding and a rationale for the chosen visual form. The chart sequence moves from overall distribution to relationships, group comparisons, and a combined correlation summary.</w:t>
       </w:r>
     </w:p>
     <w:p>
@@ -217,6 +227,11 @@
       </w:r>
     </w:p>
     <w:p>
+      <w:r>
+        <w:br w:type="page"/>
+      </w:r>
+    </w:p>
+    <w:p>
       <w:pPr>
         <w:pStyle w:val="Heading2"/>
       </w:pPr>
@@ -283,6 +298,11 @@
       </w:r>
       <w:r>
         <w:t>Box plots are a compact way to compare medians, quartiles, variability, and potential extreme values. Red diamonds mark means, making central tendency easier to compare.</w:t>
+      </w:r>
+    </w:p>
+    <w:p>
+      <w:r>
+        <w:br w:type="page"/>
       </w:r>
     </w:p>
     <w:p>
@@ -355,6 +375,11 @@
       </w:r>
     </w:p>
     <w:p>
+      <w:r>
+        <w:br w:type="page"/>
+      </w:r>
+    </w:p>
+    <w:p>
       <w:pPr>
         <w:pStyle w:val="Heading2"/>
       </w:pPr>
@@ -421,6 +446,11 @@
       </w:r>
       <w:r>
         <w:t>A bar chart with confidence intervals compares group means, and sample-size labels prevent a small group from looking as certain as a large one.</w:t>
+      </w:r>
+    </w:p>
+    <w:p>
+      <w:r>
+        <w:br w:type="page"/>
       </w:r>
     </w:p>
     <w:p>
@@ -493,6 +523,11 @@
       </w:r>
     </w:p>
     <w:p>
+      <w:r>
+        <w:br w:type="page"/>
+      </w:r>
+    </w:p>
+    <w:p>
       <w:pPr>
         <w:pStyle w:val="Heading2"/>
       </w:pPr>
@@ -559,6 +594,11 @@
       </w:r>
       <w:r>
         <w:t>A bar chart converts the binary threshold outcome into percentages that are easy to compare. Sample sizes are included because failure groups may be unequal.</w:t>
+      </w:r>
+    </w:p>
+    <w:p>
+      <w:r>
+        <w:br w:type="page"/>
       </w:r>
     </w:p>
     <w:p>

--- a/Week2-Advanced-Visualization-Storytelling/Week2_Advanced_Data_Visualization_Report.docx
+++ b/Week2-Advanced-Visualization-Storytelling/Week2_Advanced_Data_Visualization_Report.docx
@@ -137,11 +137,6 @@
     <w:p>
       <w:r>
         <w:t>The pipeline checks required grade/study/absence fields, converts numeric columns safely, removes exact duplicate rows, and validates plausible ranges before visualizing. It does not impute final grades because that would invent outcome data. Any records excluded for missing required values or invalid ranges are counted in the run metadata/audit.</w:t>
-      </w:r>
-    </w:p>
-    <w:p>
-      <w:r>
-        <w:br w:type="page"/>
       </w:r>
     </w:p>
     <w:p>
@@ -698,7 +693,7 @@
     </w:p>
     <w:p>
       <w:pPr>
-        <w:pStyle w:val="ListNumber"/>
+        <w:pStyle w:val="ListBullet"/>
       </w:pPr>
       <w:r>
         <w:t>The dataset is observational; visual patterns do not prove causes.</w:t>
@@ -706,7 +701,7 @@
     </w:p>
     <w:p>
       <w:pPr>
-        <w:pStyle w:val="ListNumber"/>
+        <w:pStyle w:val="ListBullet"/>
       </w:pPr>
       <w:r>
         <w:t>The records come from two Portuguese secondary schools, so results may not transfer directly to other education systems.</w:t>
@@ -714,7 +709,7 @@
     </w:p>
     <w:p>
       <w:pPr>
-        <w:pStyle w:val="ListNumber"/>
+        <w:pStyle w:val="ListBullet"/>
       </w:pPr>
       <w:r>
         <w:t>Study time is reported in categories rather than measured as an exact number of hours.</w:t>
@@ -722,7 +717,7 @@
     </w:p>
     <w:p>
       <w:pPr>
-        <w:pStyle w:val="ListNumber"/>
+        <w:pStyle w:val="ListBullet"/>
       </w:pPr>
       <w:r>
         <w:t>A threshold of G3 ≥ 10 is used as a convenient analytical indicator in this report, not as a universal institutional policy.</w:t>
@@ -730,7 +725,7 @@
     </w:p>
     <w:p>
       <w:pPr>
-        <w:pStyle w:val="ListNumber"/>
+        <w:pStyle w:val="ListBullet"/>
       </w:pPr>
       <w:r>
         <w:t>G1 and G2 are earlier grades from the same course. They are informative for retrospective description but may create target leakage in a prediction model if their timing is not handled correctly.</w:t>
@@ -738,7 +733,7 @@
     </w:p>
     <w:p>
       <w:pPr>
-        <w:pStyle w:val="ListNumber"/>
+        <w:pStyle w:val="ListBullet"/>
       </w:pPr>
       <w:r>
         <w:t>Small categories and outliers can affect the reliability of means and rates; sample sizes and uncertainty should be considered.</w:t>
